--- a/Files/06 - Yom Tov/14 - Simchas Torah/5786/Simchas Torah (1)/Simchas Torah 5786 (1).docx
+++ b/Files/06 - Yom Tov/14 - Simchas Torah/5786/Simchas Torah (1)/Simchas Torah 5786 (1).docx
@@ -240,13 +240,19 @@
         <w:rPr>
           <w:rFonts w:ascii="Times New Roman" w:hAnsi="Times New Roman" w:cs="Times New Roman"/>
         </w:rPr>
+        <w:t>,</w:t>
+      </w:r>
+      <w:r>
+        <w:rPr>
+          <w:rFonts w:ascii="Times New Roman" w:hAnsi="Times New Roman" w:cs="Times New Roman"/>
+        </w:rPr>
         <w:t>”</w:t>
       </w:r>
       <w:r>
         <w:rPr>
           <w:rFonts w:ascii="Times New Roman" w:hAnsi="Times New Roman" w:cs="Times New Roman"/>
         </w:rPr>
-        <w:t xml:space="preserve">, the father replied factually. </w:t>
+        <w:t xml:space="preserve"> the father replied factually. </w:t>
       </w:r>
       <w:r>
         <w:rPr>
@@ -389,13 +395,7 @@
         <w:rPr>
           <w:rFonts w:ascii="Times New Roman" w:hAnsi="Times New Roman" w:cs="Times New Roman"/>
         </w:rPr>
-        <w:t>rather</w:t>
-      </w:r>
-      <w:r>
-        <w:rPr>
-          <w:rFonts w:ascii="Times New Roman" w:hAnsi="Times New Roman" w:cs="Times New Roman"/>
-        </w:rPr>
-        <w:t xml:space="preserve"> </w:t>
+        <w:t xml:space="preserve">rather </w:t>
       </w:r>
       <w:r>
         <w:rPr>
